--- a/backend/templates/files/offboarding-letter.docx
+++ b/backend/templates/files/offboarding-letter.docx
@@ -1498,7 +1498,7 @@
           <w:bCs w:val="1"/>
           <w:rtl w:val="0"/>
         </w:rPr>
-        <w:t xml:space="preserve">_____________________</w:t>
+        <w:t xml:space="preserve">{farewellContactDetails}</w:t>
       </w:r>
     </w:p>
     <w:p>
